--- a/毕业论文v1.1_标注版.docx
+++ b/毕业论文v1.1_标注版.docx
@@ -7018,7 +7018,12 @@
       <w:pPr>
         <w:spacing w:line="300" w:lineRule="auto"/>
         <w:sectPr>
-          <w:footerReference w:type="default" r:id="rId8"/>
+          <w:headerReference w:type="even" r:id="rId8"/>
+          <w:headerReference w:type="default" r:id="rId9"/>
+          <w:footerReference w:type="even" r:id="rId10"/>
+          <w:footerReference w:type="default" r:id="rId11"/>
+          <w:headerReference w:type="first" r:id="rId12"/>
+          <w:footerReference w:type="first" r:id="rId13"/>
           <w:type w:val="continuous"/>
           <w:pgSz w:w="11906" w:h="16838"/>
           <w:pgMar w:top="1440" w:right="1800" w:bottom="1440" w:left="1800" w:header="851" w:footer="992" w:gutter="0"/>
@@ -9019,7 +9024,21 @@
         <w:rPr>
           <w:sz w:val="24"/>
         </w:rPr>
-        <w:t>在移动端目标检测方面，研究人员也在不断探索新的解决方案。传统的移动端目标检测主要依赖于将训练好的模型部署到移动设备上，通过模型压缩、量化等技术降低计算复杂度</w:t>
+        <w:t>在移动端目标检测方面，研究人员也在不断探索新的解决方案。传统的移动</w:t>
+      </w:r>
+      <w:proofErr w:type="gramStart"/>
+      <w:r>
+        <w:rPr>
+          <w:sz w:val="24"/>
+        </w:rPr>
+        <w:t>端目标</w:t>
+      </w:r>
+      <w:proofErr w:type="gramEnd"/>
+      <w:r>
+        <w:rPr>
+          <w:sz w:val="24"/>
+        </w:rPr>
+        <w:t>检测主要依赖于将训练好的模型部署到移动设备上，通过模型压缩、量化等技术降低计算复杂度</w:t>
       </w:r>
       <w:r>
         <w:rPr>
@@ -9207,7 +9226,21 @@
         <w:rPr>
           <w:sz w:val="24"/>
         </w:rPr>
-        <w:t>采用单项目多平台的方式，允许开发者使用统一的代码库构建面向不同平台的应用</w:t>
+        <w:t>采用</w:t>
+      </w:r>
+      <w:proofErr w:type="gramStart"/>
+      <w:r>
+        <w:rPr>
+          <w:sz w:val="24"/>
+        </w:rPr>
+        <w:t>单项目</w:t>
+      </w:r>
+      <w:proofErr w:type="gramEnd"/>
+      <w:r>
+        <w:rPr>
+          <w:sz w:val="24"/>
+        </w:rPr>
+        <w:t>多平台的方式，允许开发者使用统一的代码库构建面向不同平台的应用</w:t>
       </w:r>
       <w:r>
         <w:rPr>
@@ -11669,7 +11702,21 @@
         <w:rPr>
           <w:sz w:val="24"/>
         </w:rPr>
-        <w:t>还提供了多种预训练模型，包括</w:t>
+        <w:t>还提供了多种</w:t>
+      </w:r>
+      <w:proofErr w:type="gramStart"/>
+      <w:r>
+        <w:rPr>
+          <w:sz w:val="24"/>
+        </w:rPr>
+        <w:t>预训练</w:t>
+      </w:r>
+      <w:proofErr w:type="gramEnd"/>
+      <w:r>
+        <w:rPr>
+          <w:sz w:val="24"/>
+        </w:rPr>
+        <w:t>模型，包括</w:t>
       </w:r>
       <w:r>
         <w:rPr>
@@ -12488,7 +12535,21 @@
         <w:rPr>
           <w:sz w:val="24"/>
         </w:rPr>
-        <w:t>以后的默认存储引擎，支持事务处理、行级锁定、外键约束等高级特性，适合需要高并发和数据一致性要求的应用场景</w:t>
+        <w:t>以后的默认存储引擎，支持事务处理、行级锁定、</w:t>
+      </w:r>
+      <w:proofErr w:type="gramStart"/>
+      <w:r>
+        <w:rPr>
+          <w:sz w:val="24"/>
+        </w:rPr>
+        <w:t>外键约束</w:t>
+      </w:r>
+      <w:proofErr w:type="gramEnd"/>
+      <w:r>
+        <w:rPr>
+          <w:sz w:val="24"/>
+        </w:rPr>
+        <w:t>等高级特性，适合需要高并发和数据一致性要求的应用场景</w:t>
       </w:r>
       <w:r>
         <w:rPr>
@@ -15393,7 +15454,7 @@
                     </pic:cNvPicPr>
                   </pic:nvPicPr>
                   <pic:blipFill>
-                    <a:blip r:embed="rId9" cstate="print">
+                    <a:blip r:embed="rId14" cstate="print">
                       <a:extLst>
                         <a:ext uri="{28A0092B-C50C-407E-A947-70E740481C1C}">
                           <a14:useLocalDpi xmlns:a14="http://schemas.microsoft.com/office/drawing/2010/main" val="0"/>
@@ -18617,7 +18678,7 @@
                     </pic:cNvPicPr>
                   </pic:nvPicPr>
                   <pic:blipFill>
-                    <a:blip r:embed="rId10">
+                    <a:blip r:embed="rId15">
                       <a:extLst>
                         <a:ext uri="{28A0092B-C50C-407E-A947-70E740481C1C}">
                           <a14:useLocalDpi xmlns:a14="http://schemas.microsoft.com/office/drawing/2010/main" val="0"/>
@@ -20259,12 +20320,21 @@
         </w:rPr>
         <w:t xml:space="preserve"> </w:t>
       </w:r>
-      <w:r>
-        <w:rPr>
-          <w:rFonts w:hint="eastAsia"/>
-          <w:sz w:val="24"/>
-        </w:rPr>
-        <w:t>基类实现各页面业务逻辑与数据交互，</w:t>
+      <w:proofErr w:type="gramStart"/>
+      <w:r>
+        <w:rPr>
+          <w:rFonts w:hint="eastAsia"/>
+          <w:sz w:val="24"/>
+        </w:rPr>
+        <w:t>基类实现</w:t>
+      </w:r>
+      <w:proofErr w:type="gramEnd"/>
+      <w:r>
+        <w:rPr>
+          <w:rFonts w:hint="eastAsia"/>
+          <w:sz w:val="24"/>
+        </w:rPr>
+        <w:t>各页面业务逻辑与数据交互，</w:t>
       </w:r>
       <w:r>
         <w:rPr>
@@ -20653,7 +20723,7 @@
                     </pic:cNvPicPr>
                   </pic:nvPicPr>
                   <pic:blipFill>
-                    <a:blip r:embed="rId11" cstate="print">
+                    <a:blip r:embed="rId16" cstate="print">
                       <a:extLst>
                         <a:ext uri="{28A0092B-C50C-407E-A947-70E740481C1C}">
                           <a14:useLocalDpi xmlns:a14="http://schemas.microsoft.com/office/drawing/2010/main" val="0"/>
@@ -21422,7 +21492,7 @@
                     <pic:cNvPicPr/>
                   </pic:nvPicPr>
                   <pic:blipFill>
-                    <a:blip r:embed="rId12" cstate="print">
+                    <a:blip r:embed="rId17" cstate="print">
                       <a:extLst>
                         <a:ext uri="{28A0092B-C50C-407E-A947-70E740481C1C}">
                           <a14:useLocalDpi xmlns:a14="http://schemas.microsoft.com/office/drawing/2010/main" val="0"/>
@@ -21658,7 +21728,7 @@
                     <pic:cNvPicPr/>
                   </pic:nvPicPr>
                   <pic:blipFill>
-                    <a:blip r:embed="rId13" cstate="print">
+                    <a:blip r:embed="rId18" cstate="print">
                       <a:extLst>
                         <a:ext uri="{28A0092B-C50C-407E-A947-70E740481C1C}">
                           <a14:useLocalDpi xmlns:a14="http://schemas.microsoft.com/office/drawing/2010/main" val="0"/>
@@ -22159,7 +22229,7 @@
                     </pic:cNvPicPr>
                   </pic:nvPicPr>
                   <pic:blipFill>
-                    <a:blip r:embed="rId14" cstate="print">
+                    <a:blip r:embed="rId19" cstate="print">
                       <a:extLst>
                         <a:ext uri="{28A0092B-C50C-407E-A947-70E740481C1C}">
                           <a14:useLocalDpi xmlns:a14="http://schemas.microsoft.com/office/drawing/2010/main" val="0"/>
@@ -22898,7 +22968,7 @@
                     </pic:cNvPicPr>
                   </pic:nvPicPr>
                   <pic:blipFill>
-                    <a:blip r:embed="rId15" cstate="print">
+                    <a:blip r:embed="rId20" cstate="print">
                       <a:extLst>
                         <a:ext uri="{28A0092B-C50C-407E-A947-70E740481C1C}">
                           <a14:useLocalDpi xmlns:a14="http://schemas.microsoft.com/office/drawing/2010/main" val="0"/>
@@ -23588,7 +23658,7 @@
                     </pic:cNvPicPr>
                   </pic:nvPicPr>
                   <pic:blipFill>
-                    <a:blip r:embed="rId16" cstate="print">
+                    <a:blip r:embed="rId21" cstate="print">
                       <a:extLst>
                         <a:ext uri="{28A0092B-C50C-407E-A947-70E740481C1C}">
                           <a14:useLocalDpi xmlns:a14="http://schemas.microsoft.com/office/drawing/2010/main" val="0"/>
@@ -24338,7 +24408,7 @@
                     </pic:cNvPicPr>
                   </pic:nvPicPr>
                   <pic:blipFill>
-                    <a:blip r:embed="rId17" cstate="print">
+                    <a:blip r:embed="rId22" cstate="print">
                       <a:extLst>
                         <a:ext uri="{28A0092B-C50C-407E-A947-70E740481C1C}">
                           <a14:useLocalDpi xmlns:a14="http://schemas.microsoft.com/office/drawing/2010/main" val="0"/>
@@ -24828,7 +24898,7 @@
                     </pic:cNvPicPr>
                   </pic:nvPicPr>
                   <pic:blipFill>
-                    <a:blip r:embed="rId18" cstate="print">
+                    <a:blip r:embed="rId23" cstate="print">
                       <a:extLst>
                         <a:ext uri="{28A0092B-C50C-407E-A947-70E740481C1C}">
                           <a14:useLocalDpi xmlns:a14="http://schemas.microsoft.com/office/drawing/2010/main" val="0"/>
@@ -25384,7 +25454,7 @@
                     </pic:cNvPicPr>
                   </pic:nvPicPr>
                   <pic:blipFill>
-                    <a:blip r:embed="rId19">
+                    <a:blip r:embed="rId24">
                       <a:extLst>
                         <a:ext uri="{28A0092B-C50C-407E-A947-70E740481C1C}">
                           <a14:useLocalDpi xmlns:a14="http://schemas.microsoft.com/office/drawing/2010/main" val="0"/>
@@ -32750,7 +32820,7 @@
           <w:szCs w:val="21"/>
         </w:rPr>
         <w:sectPr>
-          <w:headerReference w:type="default" r:id="rId20"/>
+          <w:headerReference w:type="default" r:id="rId25"/>
           <w:pgSz w:w="11906" w:h="16838"/>
           <w:pgMar w:top="1440" w:right="1800" w:bottom="1440" w:left="1800" w:header="851" w:footer="992" w:gutter="0"/>
           <w:pgNumType w:start="1"/>
@@ -34204,11 +34274,9 @@
       </w:pPr>
     </w:p>
     <w:sectPr>
-      <w:headerReference w:type="default" r:id="rId21"/>
-      <w:footerReference w:type="default" r:id="rId22"/>
+      <w:headerReference w:type="default" r:id="rId26"/>
       <w:pgSz w:w="11906" w:h="16838"/>
       <w:pgMar w:top="1440" w:right="1800" w:bottom="1440" w:left="1800" w:header="851" w:footer="992" w:gutter="0"/>
-      <w:pgNumType w:start="1"/>
       <w:cols w:space="425"/>
       <w:docGrid w:type="lines" w:linePitch="312"/>
     </w:sectPr>
@@ -34236,6 +34304,16 @@
 </file>
 
 <file path=word/footer1.xml><?xml version="1.0" encoding="utf-8"?>
+<w:ftr xmlns:wpc="http://schemas.microsoft.com/office/word/2010/wordprocessingCanvas" xmlns:cx="http://schemas.microsoft.com/office/drawing/2014/chartex" xmlns:cx1="http://schemas.microsoft.com/office/drawing/2015/9/8/chartex" xmlns:cx2="http://schemas.microsoft.com/office/drawing/2015/10/21/chartex" xmlns:cx3="http://schemas.microsoft.com/office/drawing/2016/5/9/chartex" xmlns:cx4="http://schemas.microsoft.com/office/drawing/2016/5/10/chartex" xmlns:cx5="http://schemas.microsoft.com/office/drawing/2016/5/11/chartex" xmlns:cx6="http://schemas.microsoft.com/office/drawing/2016/5/12/chartex" xmlns:cx7="http://schemas.microsoft.com/office/drawing/2016/5/13/chartex" xmlns:cx8="http://schemas.microsoft.com/office/drawing/2016/5/14/chartex" xmlns:mc="http://schemas.openxmlformats.org/markup-compatibility/2006" xmlns:aink="http://schemas.microsoft.com/office/drawing/2016/ink" xmlns:am3d="http://schemas.microsoft.com/office/drawing/2017/model3d" xmlns:o="urn:schemas-microsoft-com:office:office" xmlns:oel="http://schemas.microsoft.com/office/2019/extlst" xmlns:r="http://schemas.openxmlformats.org/officeDocument/2006/relationships" xmlns:m="http://schemas.openxmlformats.org/officeDocument/2006/math" xmlns:v="urn:schemas-microsoft-com:vml" xmlns:wp14="http://schemas.microsoft.com/office/word/2010/wordprocessingDrawing" xmlns:wp="http://schemas.openxmlformats.org/drawingml/2006/wordprocessingDrawing" xmlns:w10="urn:schemas-microsoft-com:office:word" xmlns:w="http://schemas.openxmlformats.org/wordprocessingml/2006/main" xmlns:w14="http://schemas.microsoft.com/office/word/2010/wordml" xmlns:w15="http://schemas.microsoft.com/office/word/2012/wordml" xmlns:w16cex="http://schemas.microsoft.com/office/word/2018/wordml/cex" xmlns:w16cid="http://schemas.microsoft.com/office/word/2016/wordml/cid" xmlns:w16="http://schemas.microsoft.com/office/word/2018/wordml" xmlns:w16du="http://schemas.microsoft.com/office/word/2023/wordml/word16du" xmlns:w16sdtdh="http://schemas.microsoft.com/office/word/2020/wordml/sdtdatahash" xmlns:w16sdtfl="http://schemas.microsoft.com/office/word/2024/wordml/sdtformatlock" xmlns:w16se="http://schemas.microsoft.com/office/word/2015/wordml/symex" xmlns:wpg="http://schemas.microsoft.com/office/word/2010/wordprocessingGroup" xmlns:wpi="http://schemas.microsoft.com/office/word/2010/wordprocessingInk" xmlns:wne="http://schemas.microsoft.com/office/word/2006/wordml" xmlns:wps="http://schemas.microsoft.com/office/word/2010/wordprocessingShape" mc:Ignorable="w14 w15 w16se w16cid w16 w16cex w16sdtdh w16sdtfl w16du wp14">
+  <w:p>
+    <w:pPr>
+      <w:pStyle w:val="af0"/>
+    </w:pPr>
+  </w:p>
+</w:ftr>
+</file>
+
+<file path=word/footer2.xml><?xml version="1.0" encoding="utf-8"?>
 <w:ftr xmlns:wpc="http://schemas.microsoft.com/office/word/2010/wordprocessingCanvas" xmlns:cx="http://schemas.microsoft.com/office/drawing/2014/chartex" xmlns:cx1="http://schemas.microsoft.com/office/drawing/2015/9/8/chartex" xmlns:cx2="http://schemas.microsoft.com/office/drawing/2015/10/21/chartex" xmlns:cx3="http://schemas.microsoft.com/office/drawing/2016/5/9/chartex" xmlns:cx4="http://schemas.microsoft.com/office/drawing/2016/5/10/chartex" xmlns:cx5="http://schemas.microsoft.com/office/drawing/2016/5/11/chartex" xmlns:cx6="http://schemas.microsoft.com/office/drawing/2016/5/12/chartex" xmlns:cx7="http://schemas.microsoft.com/office/drawing/2016/5/13/chartex" xmlns:cx8="http://schemas.microsoft.com/office/drawing/2016/5/14/chartex" xmlns:mc="http://schemas.openxmlformats.org/markup-compatibility/2006" xmlns:aink="http://schemas.microsoft.com/office/drawing/2016/ink" xmlns:am3d="http://schemas.microsoft.com/office/drawing/2017/model3d" xmlns:o="urn:schemas-microsoft-com:office:office" xmlns:oel="http://schemas.microsoft.com/office/2019/extlst" xmlns:r="http://schemas.openxmlformats.org/officeDocument/2006/relationships" xmlns:m="http://schemas.openxmlformats.org/officeDocument/2006/math" xmlns:v="urn:schemas-microsoft-com:vml" xmlns:wp14="http://schemas.microsoft.com/office/word/2010/wordprocessingDrawing" xmlns:wp="http://schemas.openxmlformats.org/drawingml/2006/wordprocessingDrawing" xmlns:w10="urn:schemas-microsoft-com:office:word" xmlns:w="http://schemas.openxmlformats.org/wordprocessingml/2006/main" xmlns:w14="http://schemas.microsoft.com/office/word/2010/wordml" xmlns:w15="http://schemas.microsoft.com/office/word/2012/wordml" xmlns:w16cex="http://schemas.microsoft.com/office/word/2018/wordml/cex" xmlns:w16cid="http://schemas.microsoft.com/office/word/2016/wordml/cid" xmlns:w16="http://schemas.microsoft.com/office/word/2018/wordml" xmlns:w16du="http://schemas.microsoft.com/office/word/2023/wordml/word16du" xmlns:w16sdtdh="http://schemas.microsoft.com/office/word/2020/wordml/sdtdatahash" xmlns:w16sdtfl="http://schemas.microsoft.com/office/word/2024/wordml/sdtformatlock" xmlns:w16se="http://schemas.microsoft.com/office/word/2015/wordml/symex" xmlns:wpg="http://schemas.microsoft.com/office/word/2010/wordprocessingGroup" xmlns:wpi="http://schemas.microsoft.com/office/word/2010/wordprocessingInk" xmlns:wne="http://schemas.microsoft.com/office/word/2006/wordml" xmlns:wps="http://schemas.microsoft.com/office/word/2010/wordprocessingShape" mc:Ignorable="w14 w15 w16se w16cid w16 w16cex w16sdtdh w16sdtfl w16du wp14">
   <w:sdt>
     <w:sdtPr>
@@ -34280,14 +34358,8 @@
 </w:ftr>
 </file>
 
-<file path=word/footer2.xml><?xml version="1.0" encoding="utf-8"?>
+<file path=word/footer3.xml><?xml version="1.0" encoding="utf-8"?>
 <w:ftr xmlns:wpc="http://schemas.microsoft.com/office/word/2010/wordprocessingCanvas" xmlns:cx="http://schemas.microsoft.com/office/drawing/2014/chartex" xmlns:cx1="http://schemas.microsoft.com/office/drawing/2015/9/8/chartex" xmlns:cx2="http://schemas.microsoft.com/office/drawing/2015/10/21/chartex" xmlns:cx3="http://schemas.microsoft.com/office/drawing/2016/5/9/chartex" xmlns:cx4="http://schemas.microsoft.com/office/drawing/2016/5/10/chartex" xmlns:cx5="http://schemas.microsoft.com/office/drawing/2016/5/11/chartex" xmlns:cx6="http://schemas.microsoft.com/office/drawing/2016/5/12/chartex" xmlns:cx7="http://schemas.microsoft.com/office/drawing/2016/5/13/chartex" xmlns:cx8="http://schemas.microsoft.com/office/drawing/2016/5/14/chartex" xmlns:mc="http://schemas.openxmlformats.org/markup-compatibility/2006" xmlns:aink="http://schemas.microsoft.com/office/drawing/2016/ink" xmlns:am3d="http://schemas.microsoft.com/office/drawing/2017/model3d" xmlns:o="urn:schemas-microsoft-com:office:office" xmlns:oel="http://schemas.microsoft.com/office/2019/extlst" xmlns:r="http://schemas.openxmlformats.org/officeDocument/2006/relationships" xmlns:m="http://schemas.openxmlformats.org/officeDocument/2006/math" xmlns:v="urn:schemas-microsoft-com:vml" xmlns:wp14="http://schemas.microsoft.com/office/word/2010/wordprocessingDrawing" xmlns:wp="http://schemas.openxmlformats.org/drawingml/2006/wordprocessingDrawing" xmlns:w10="urn:schemas-microsoft-com:office:word" xmlns:w="http://schemas.openxmlformats.org/wordprocessingml/2006/main" xmlns:w14="http://schemas.microsoft.com/office/word/2010/wordml" xmlns:w15="http://schemas.microsoft.com/office/word/2012/wordml" xmlns:w16cex="http://schemas.microsoft.com/office/word/2018/wordml/cex" xmlns:w16cid="http://schemas.microsoft.com/office/word/2016/wordml/cid" xmlns:w16="http://schemas.microsoft.com/office/word/2018/wordml" xmlns:w16du="http://schemas.microsoft.com/office/word/2023/wordml/word16du" xmlns:w16sdtdh="http://schemas.microsoft.com/office/word/2020/wordml/sdtdatahash" xmlns:w16sdtfl="http://schemas.microsoft.com/office/word/2024/wordml/sdtformatlock" xmlns:w16se="http://schemas.microsoft.com/office/word/2015/wordml/symex" xmlns:wpg="http://schemas.microsoft.com/office/word/2010/wordprocessingGroup" xmlns:wpi="http://schemas.microsoft.com/office/word/2010/wordprocessingInk" xmlns:wne="http://schemas.microsoft.com/office/word/2006/wordml" xmlns:wps="http://schemas.microsoft.com/office/word/2010/wordprocessingShape" mc:Ignorable="w14 w15 w16se w16cid w16 w16cex w16sdtdh w16sdtfl w16du wp14">
-  <w:p>
-    <w:pPr>
-      <w:pStyle w:val="af0"/>
-      <w:jc w:val="center"/>
-    </w:pPr>
-  </w:p>
   <w:p>
     <w:pPr>
       <w:pStyle w:val="af0"/>
@@ -34316,6 +34388,36 @@
 </file>
 
 <file path=word/header1.xml><?xml version="1.0" encoding="utf-8"?>
+<w:hdr xmlns:wpc="http://schemas.microsoft.com/office/word/2010/wordprocessingCanvas" xmlns:cx="http://schemas.microsoft.com/office/drawing/2014/chartex" xmlns:cx1="http://schemas.microsoft.com/office/drawing/2015/9/8/chartex" xmlns:cx2="http://schemas.microsoft.com/office/drawing/2015/10/21/chartex" xmlns:cx3="http://schemas.microsoft.com/office/drawing/2016/5/9/chartex" xmlns:cx4="http://schemas.microsoft.com/office/drawing/2016/5/10/chartex" xmlns:cx5="http://schemas.microsoft.com/office/drawing/2016/5/11/chartex" xmlns:cx6="http://schemas.microsoft.com/office/drawing/2016/5/12/chartex" xmlns:cx7="http://schemas.microsoft.com/office/drawing/2016/5/13/chartex" xmlns:cx8="http://schemas.microsoft.com/office/drawing/2016/5/14/chartex" xmlns:mc="http://schemas.openxmlformats.org/markup-compatibility/2006" xmlns:aink="http://schemas.microsoft.com/office/drawing/2016/ink" xmlns:am3d="http://schemas.microsoft.com/office/drawing/2017/model3d" xmlns:o="urn:schemas-microsoft-com:office:office" xmlns:oel="http://schemas.microsoft.com/office/2019/extlst" xmlns:r="http://schemas.openxmlformats.org/officeDocument/2006/relationships" xmlns:m="http://schemas.openxmlformats.org/officeDocument/2006/math" xmlns:v="urn:schemas-microsoft-com:vml" xmlns:wp14="http://schemas.microsoft.com/office/word/2010/wordprocessingDrawing" xmlns:wp="http://schemas.openxmlformats.org/drawingml/2006/wordprocessingDrawing" xmlns:w10="urn:schemas-microsoft-com:office:word" xmlns:w="http://schemas.openxmlformats.org/wordprocessingml/2006/main" xmlns:w14="http://schemas.microsoft.com/office/word/2010/wordml" xmlns:w15="http://schemas.microsoft.com/office/word/2012/wordml" xmlns:w16cex="http://schemas.microsoft.com/office/word/2018/wordml/cex" xmlns:w16cid="http://schemas.microsoft.com/office/word/2016/wordml/cid" xmlns:w16="http://schemas.microsoft.com/office/word/2018/wordml" xmlns:w16du="http://schemas.microsoft.com/office/word/2023/wordml/word16du" xmlns:w16sdtdh="http://schemas.microsoft.com/office/word/2020/wordml/sdtdatahash" xmlns:w16sdtfl="http://schemas.microsoft.com/office/word/2024/wordml/sdtformatlock" xmlns:w16se="http://schemas.microsoft.com/office/word/2015/wordml/symex" xmlns:wpg="http://schemas.microsoft.com/office/word/2010/wordprocessingGroup" xmlns:wpi="http://schemas.microsoft.com/office/word/2010/wordprocessingInk" xmlns:wne="http://schemas.microsoft.com/office/word/2006/wordml" xmlns:wps="http://schemas.microsoft.com/office/word/2010/wordprocessingShape" mc:Ignorable="w14 w15 w16se w16cid w16 w16cex w16sdtdh w16sdtfl w16du wp14">
+  <w:p>
+    <w:pPr>
+      <w:pStyle w:val="ae"/>
+    </w:pPr>
+  </w:p>
+</w:hdr>
+</file>
+
+<file path=word/header2.xml><?xml version="1.0" encoding="utf-8"?>
+<w:hdr xmlns:wpc="http://schemas.microsoft.com/office/word/2010/wordprocessingCanvas" xmlns:cx="http://schemas.microsoft.com/office/drawing/2014/chartex" xmlns:cx1="http://schemas.microsoft.com/office/drawing/2015/9/8/chartex" xmlns:cx2="http://schemas.microsoft.com/office/drawing/2015/10/21/chartex" xmlns:cx3="http://schemas.microsoft.com/office/drawing/2016/5/9/chartex" xmlns:cx4="http://schemas.microsoft.com/office/drawing/2016/5/10/chartex" xmlns:cx5="http://schemas.microsoft.com/office/drawing/2016/5/11/chartex" xmlns:cx6="http://schemas.microsoft.com/office/drawing/2016/5/12/chartex" xmlns:cx7="http://schemas.microsoft.com/office/drawing/2016/5/13/chartex" xmlns:cx8="http://schemas.microsoft.com/office/drawing/2016/5/14/chartex" xmlns:mc="http://schemas.openxmlformats.org/markup-compatibility/2006" xmlns:aink="http://schemas.microsoft.com/office/drawing/2016/ink" xmlns:am3d="http://schemas.microsoft.com/office/drawing/2017/model3d" xmlns:o="urn:schemas-microsoft-com:office:office" xmlns:oel="http://schemas.microsoft.com/office/2019/extlst" xmlns:r="http://schemas.openxmlformats.org/officeDocument/2006/relationships" xmlns:m="http://schemas.openxmlformats.org/officeDocument/2006/math" xmlns:v="urn:schemas-microsoft-com:vml" xmlns:wp14="http://schemas.microsoft.com/office/word/2010/wordprocessingDrawing" xmlns:wp="http://schemas.openxmlformats.org/drawingml/2006/wordprocessingDrawing" xmlns:w10="urn:schemas-microsoft-com:office:word" xmlns:w="http://schemas.openxmlformats.org/wordprocessingml/2006/main" xmlns:w14="http://schemas.microsoft.com/office/word/2010/wordml" xmlns:w15="http://schemas.microsoft.com/office/word/2012/wordml" xmlns:w16cex="http://schemas.microsoft.com/office/word/2018/wordml/cex" xmlns:w16cid="http://schemas.microsoft.com/office/word/2016/wordml/cid" xmlns:w16="http://schemas.microsoft.com/office/word/2018/wordml" xmlns:w16du="http://schemas.microsoft.com/office/word/2023/wordml/word16du" xmlns:w16sdtdh="http://schemas.microsoft.com/office/word/2020/wordml/sdtdatahash" xmlns:w16sdtfl="http://schemas.microsoft.com/office/word/2024/wordml/sdtformatlock" xmlns:w16se="http://schemas.microsoft.com/office/word/2015/wordml/symex" xmlns:wpg="http://schemas.microsoft.com/office/word/2010/wordprocessingGroup" xmlns:wpi="http://schemas.microsoft.com/office/word/2010/wordprocessingInk" xmlns:wne="http://schemas.microsoft.com/office/word/2006/wordml" xmlns:wps="http://schemas.microsoft.com/office/word/2010/wordprocessingShape" mc:Ignorable="w14 w15 w16se w16cid w16 w16cex w16sdtdh w16sdtfl w16du wp14">
+  <w:p>
+    <w:pPr>
+      <w:pStyle w:val="ae"/>
+    </w:pPr>
+  </w:p>
+</w:hdr>
+</file>
+
+<file path=word/header3.xml><?xml version="1.0" encoding="utf-8"?>
+<w:hdr xmlns:wpc="http://schemas.microsoft.com/office/word/2010/wordprocessingCanvas" xmlns:cx="http://schemas.microsoft.com/office/drawing/2014/chartex" xmlns:cx1="http://schemas.microsoft.com/office/drawing/2015/9/8/chartex" xmlns:cx2="http://schemas.microsoft.com/office/drawing/2015/10/21/chartex" xmlns:cx3="http://schemas.microsoft.com/office/drawing/2016/5/9/chartex" xmlns:cx4="http://schemas.microsoft.com/office/drawing/2016/5/10/chartex" xmlns:cx5="http://schemas.microsoft.com/office/drawing/2016/5/11/chartex" xmlns:cx6="http://schemas.microsoft.com/office/drawing/2016/5/12/chartex" xmlns:cx7="http://schemas.microsoft.com/office/drawing/2016/5/13/chartex" xmlns:cx8="http://schemas.microsoft.com/office/drawing/2016/5/14/chartex" xmlns:mc="http://schemas.openxmlformats.org/markup-compatibility/2006" xmlns:aink="http://schemas.microsoft.com/office/drawing/2016/ink" xmlns:am3d="http://schemas.microsoft.com/office/drawing/2017/model3d" xmlns:o="urn:schemas-microsoft-com:office:office" xmlns:oel="http://schemas.microsoft.com/office/2019/extlst" xmlns:r="http://schemas.openxmlformats.org/officeDocument/2006/relationships" xmlns:m="http://schemas.openxmlformats.org/officeDocument/2006/math" xmlns:v="urn:schemas-microsoft-com:vml" xmlns:wp14="http://schemas.microsoft.com/office/word/2010/wordprocessingDrawing" xmlns:wp="http://schemas.openxmlformats.org/drawingml/2006/wordprocessingDrawing" xmlns:w10="urn:schemas-microsoft-com:office:word" xmlns:w="http://schemas.openxmlformats.org/wordprocessingml/2006/main" xmlns:w14="http://schemas.microsoft.com/office/word/2010/wordml" xmlns:w15="http://schemas.microsoft.com/office/word/2012/wordml" xmlns:w16cex="http://schemas.microsoft.com/office/word/2018/wordml/cex" xmlns:w16cid="http://schemas.microsoft.com/office/word/2016/wordml/cid" xmlns:w16="http://schemas.microsoft.com/office/word/2018/wordml" xmlns:w16du="http://schemas.microsoft.com/office/word/2023/wordml/word16du" xmlns:w16sdtdh="http://schemas.microsoft.com/office/word/2020/wordml/sdtdatahash" xmlns:w16sdtfl="http://schemas.microsoft.com/office/word/2024/wordml/sdtformatlock" xmlns:w16se="http://schemas.microsoft.com/office/word/2015/wordml/symex" xmlns:wpg="http://schemas.microsoft.com/office/word/2010/wordprocessingGroup" xmlns:wpi="http://schemas.microsoft.com/office/word/2010/wordprocessingInk" xmlns:wne="http://schemas.microsoft.com/office/word/2006/wordml" xmlns:wps="http://schemas.microsoft.com/office/word/2010/wordprocessingShape" mc:Ignorable="w14 w15 w16se w16cid w16 w16cex w16sdtdh w16sdtfl w16du wp14">
+  <w:p>
+    <w:pPr>
+      <w:pStyle w:val="ae"/>
+    </w:pPr>
+  </w:p>
+</w:hdr>
+</file>
+
+<file path=word/header4.xml><?xml version="1.0" encoding="utf-8"?>
 <w:hdr xmlns:wpc="http://schemas.microsoft.com/office/word/2010/wordprocessingCanvas" xmlns:cx="http://schemas.microsoft.com/office/drawing/2014/chartex" xmlns:cx1="http://schemas.microsoft.com/office/drawing/2015/9/8/chartex" xmlns:cx2="http://schemas.microsoft.com/office/drawing/2015/10/21/chartex" xmlns:cx3="http://schemas.microsoft.com/office/drawing/2016/5/9/chartex" xmlns:cx4="http://schemas.microsoft.com/office/drawing/2016/5/10/chartex" xmlns:cx5="http://schemas.microsoft.com/office/drawing/2016/5/11/chartex" xmlns:cx6="http://schemas.microsoft.com/office/drawing/2016/5/12/chartex" xmlns:cx7="http://schemas.microsoft.com/office/drawing/2016/5/13/chartex" xmlns:cx8="http://schemas.microsoft.com/office/drawing/2016/5/14/chartex" xmlns:mc="http://schemas.openxmlformats.org/markup-compatibility/2006" xmlns:aink="http://schemas.microsoft.com/office/drawing/2016/ink" xmlns:am3d="http://schemas.microsoft.com/office/drawing/2017/model3d" xmlns:o="urn:schemas-microsoft-com:office:office" xmlns:oel="http://schemas.microsoft.com/office/2019/extlst" xmlns:r="http://schemas.openxmlformats.org/officeDocument/2006/relationships" xmlns:m="http://schemas.openxmlformats.org/officeDocument/2006/math" xmlns:v="urn:schemas-microsoft-com:vml" xmlns:wp14="http://schemas.microsoft.com/office/word/2010/wordprocessingDrawing" xmlns:wp="http://schemas.openxmlformats.org/drawingml/2006/wordprocessingDrawing" xmlns:w10="urn:schemas-microsoft-com:office:word" xmlns:w="http://schemas.openxmlformats.org/wordprocessingml/2006/main" xmlns:w14="http://schemas.microsoft.com/office/word/2010/wordml" xmlns:w15="http://schemas.microsoft.com/office/word/2012/wordml" xmlns:w16cex="http://schemas.microsoft.com/office/word/2018/wordml/cex" xmlns:w16cid="http://schemas.microsoft.com/office/word/2016/wordml/cid" xmlns:w16="http://schemas.microsoft.com/office/word/2018/wordml" xmlns:w16du="http://schemas.microsoft.com/office/word/2023/wordml/word16du" xmlns:w16sdtdh="http://schemas.microsoft.com/office/word/2020/wordml/sdtdatahash" xmlns:w16sdtfl="http://schemas.microsoft.com/office/word/2024/wordml/sdtformatlock" xmlns:w16se="http://schemas.microsoft.com/office/word/2015/wordml/symex" xmlns:wpg="http://schemas.microsoft.com/office/word/2010/wordprocessingGroup" xmlns:wpi="http://schemas.microsoft.com/office/word/2010/wordprocessingInk" xmlns:wne="http://schemas.microsoft.com/office/word/2006/wordml" xmlns:wps="http://schemas.microsoft.com/office/word/2010/wordprocessingShape" mc:Ignorable="w14 w15 w16se w16cid w16 w16cex w16sdtdh w16sdtfl w16du wp14">
   <w:p>
     <w:pPr>
@@ -34349,7 +34451,7 @@
 </w:hdr>
 </file>
 
-<file path=word/header2.xml><?xml version="1.0" encoding="utf-8"?>
+<file path=word/header5.xml><?xml version="1.0" encoding="utf-8"?>
 <w:hdr xmlns:wpc="http://schemas.microsoft.com/office/word/2010/wordprocessingCanvas" xmlns:cx="http://schemas.microsoft.com/office/drawing/2014/chartex" xmlns:cx1="http://schemas.microsoft.com/office/drawing/2015/9/8/chartex" xmlns:cx2="http://schemas.microsoft.com/office/drawing/2015/10/21/chartex" xmlns:cx3="http://schemas.microsoft.com/office/drawing/2016/5/9/chartex" xmlns:cx4="http://schemas.microsoft.com/office/drawing/2016/5/10/chartex" xmlns:cx5="http://schemas.microsoft.com/office/drawing/2016/5/11/chartex" xmlns:cx6="http://schemas.microsoft.com/office/drawing/2016/5/12/chartex" xmlns:cx7="http://schemas.microsoft.com/office/drawing/2016/5/13/chartex" xmlns:cx8="http://schemas.microsoft.com/office/drawing/2016/5/14/chartex" xmlns:mc="http://schemas.openxmlformats.org/markup-compatibility/2006" xmlns:aink="http://schemas.microsoft.com/office/drawing/2016/ink" xmlns:am3d="http://schemas.microsoft.com/office/drawing/2017/model3d" xmlns:o="urn:schemas-microsoft-com:office:office" xmlns:oel="http://schemas.microsoft.com/office/2019/extlst" xmlns:r="http://schemas.openxmlformats.org/officeDocument/2006/relationships" xmlns:m="http://schemas.openxmlformats.org/officeDocument/2006/math" xmlns:v="urn:schemas-microsoft-com:vml" xmlns:wp14="http://schemas.microsoft.com/office/word/2010/wordprocessingDrawing" xmlns:wp="http://schemas.openxmlformats.org/drawingml/2006/wordprocessingDrawing" xmlns:w10="urn:schemas-microsoft-com:office:word" xmlns:w="http://schemas.openxmlformats.org/wordprocessingml/2006/main" xmlns:w14="http://schemas.microsoft.com/office/word/2010/wordml" xmlns:w15="http://schemas.microsoft.com/office/word/2012/wordml" xmlns:w16cex="http://schemas.microsoft.com/office/word/2018/wordml/cex" xmlns:w16cid="http://schemas.microsoft.com/office/word/2016/wordml/cid" xmlns:w16="http://schemas.microsoft.com/office/word/2018/wordml" xmlns:w16du="http://schemas.microsoft.com/office/word/2023/wordml/word16du" xmlns:w16sdtdh="http://schemas.microsoft.com/office/word/2020/wordml/sdtdatahash" xmlns:w16sdtfl="http://schemas.microsoft.com/office/word/2024/wordml/sdtformatlock" xmlns:w16se="http://schemas.microsoft.com/office/word/2015/wordml/symex" xmlns:wpg="http://schemas.microsoft.com/office/word/2010/wordprocessingGroup" xmlns:wpi="http://schemas.microsoft.com/office/word/2010/wordprocessingInk" xmlns:wne="http://schemas.microsoft.com/office/word/2006/wordml" xmlns:wps="http://schemas.microsoft.com/office/word/2010/wordprocessingShape" mc:Ignorable="w14 w15 w16se w16cid w16 w16cex w16sdtdh w16sdtfl w16du wp14">
   <w:p>
     <w:pPr>
